--- a/Files/04 - Bamidbar/03 - Behaloscha/5784/Behaloscha 5784.docx
+++ b/Files/04 - Bamidbar/03 - Behaloscha/5784/Behaloscha 5784.docx
@@ -78,7 +78,7 @@
         <w:rPr>
           <w:rFonts w:ascii="Times New Roman" w:hAnsi="Times New Roman" w:cs="Times New Roman"/>
         </w:rPr>
-        <w:t>the famous section of</w:t>
+        <w:t xml:space="preserve">the famous section of </w:t>
       </w:r>
       <w:r>
         <w:rPr>
@@ -2625,7 +2625,7 @@
         <w:rPr>
           <w:rFonts w:ascii="Times New Roman" w:hAnsi="Times New Roman" w:cs="Times New Roman"/>
         </w:rPr>
-        <w:t xml:space="preserve"> and all of our</w:t>
+        <w:t xml:space="preserve"> and all of our </w:t>
       </w:r>
       <w:r>
         <w:rPr>

--- a/Files/04 - Bamidbar/03 - Behaloscha/5784/Behaloscha 5784.docx
+++ b/Files/04 - Bamidbar/03 - Behaloscha/5784/Behaloscha 5784.docx
@@ -442,7 +442,7 @@
           <w:rFonts w:ascii="Times New Roman" w:hAnsi="Times New Roman" w:cs="Times New Roman"/>
           <w:rtl/>
         </w:rPr>
-        <w:t>"</w:t>
+        <w:t>״</w:t>
       </w:r>
       <w:r>
         <w:rPr>
@@ -1193,7 +1193,7 @@
           <w:rFonts w:ascii="Times New Roman" w:hAnsi="Times New Roman" w:cs="Times New Roman"/>
           <w:rtl/>
         </w:rPr>
-        <w:t>"</w:t>
+        <w:t>״</w:t>
       </w:r>
       <w:r>
         <w:rPr>
@@ -2536,7 +2536,7 @@
           <w:rFonts w:ascii="Times New Roman" w:hAnsi="Times New Roman" w:cs="Times New Roman"/>
           <w:rtl/>
         </w:rPr>
-        <w:t>"</w:t>
+        <w:t>״</w:t>
       </w:r>
       <w:r>
         <w:rPr>
